--- a/Notes/Items Brainstorming.docx
+++ b/Notes/Items Brainstorming.docx
@@ -943,6 +943,415 @@
           <w:lang w:val="en-US"/>
         </w:rPr>
         <w:t xml:space="preserve"> </w:t>
+      </w:r>
+    </w:p>
+    <w:p>
+      <w:pPr>
+        <w:rPr>
+          <w:lang w:val="en-US"/>
+        </w:rPr>
+      </w:pPr>
+      <w:r>
+        <w:rPr>
+          <w:lang w:val="en-US"/>
+        </w:rPr>
+        <w:lastRenderedPageBreak/>
+        <w:t>Idea 1:</w:t>
+      </w:r>
+    </w:p>
+    <w:p>
+      <w:pPr>
+        <w:rPr>
+          <w:lang w:val="en-US"/>
+        </w:rPr>
+      </w:pPr>
+      <w:r>
+        <w:rPr>
+          <w:lang w:val="en-US"/>
+        </w:rPr>
+        <w:t xml:space="preserve">What if every set has 2-4 powerful items that can only be unlocked under certain conditions unique to those sets or items and typically based on the set? These would be good unlock goals, like the super mods from </w:t>
+      </w:r>
+      <w:r>
+        <w:rPr>
+          <w:lang w:val="en-US"/>
+        </w:rPr>
+        <w:t>Nova Drift</w:t>
+      </w:r>
+    </w:p>
+    <w:p>
+      <w:pPr>
+        <w:rPr>
+          <w:lang w:val="en-US"/>
+        </w:rPr>
+      </w:pPr>
+      <w:r>
+        <w:rPr>
+          <w:lang w:val="en-US"/>
+        </w:rPr>
+        <w:t>Example:</w:t>
+      </w:r>
+    </w:p>
+    <w:p>
+      <w:pPr>
+        <w:rPr>
+          <w:lang w:val="en-US"/>
+        </w:rPr>
+      </w:pPr>
+      <w:r>
+        <w:rPr>
+          <w:lang w:val="en-US"/>
+        </w:rPr>
+        <w:t>Weapon: Inferno</w:t>
+      </w:r>
+    </w:p>
+    <w:p>
+      <w:pPr>
+        <w:rPr>
+          <w:lang w:val="en-US"/>
+        </w:rPr>
+      </w:pPr>
+      <w:r>
+        <w:rPr>
+          <w:lang w:val="en-US"/>
+        </w:rPr>
+        <w:t xml:space="preserve">Prerequisites: </w:t>
+      </w:r>
+    </w:p>
+    <w:p>
+      <w:pPr>
+        <w:ind w:firstLine="720"/>
+        <w:rPr>
+          <w:lang w:val="en-US"/>
+        </w:rPr>
+      </w:pPr>
+      <w:r>
+        <w:rPr>
+          <w:lang w:val="en-US"/>
+        </w:rPr>
+        <w:t>Get an item from the fire set to level 10</w:t>
+      </w:r>
+    </w:p>
+    <w:p>
+      <w:pPr>
+        <w:ind w:firstLine="720"/>
+        <w:rPr>
+          <w:lang w:val="en-US"/>
+        </w:rPr>
+      </w:pPr>
+      <w:r>
+        <w:rPr>
+          <w:lang w:val="en-US"/>
+        </w:rPr>
+        <w:t>Kill 500 enemies with burn</w:t>
+      </w:r>
+    </w:p>
+    <w:p>
+      <w:pPr>
+        <w:rPr>
+          <w:lang w:val="en-US"/>
+        </w:rPr>
+      </w:pPr>
+      <w:r>
+        <w:rPr>
+          <w:lang w:val="en-US"/>
+        </w:rPr>
+        <w:t>Effect: lots of burn</w:t>
+      </w:r>
+    </w:p>
+    <w:p>
+      <w:pPr>
+        <w:rPr>
+          <w:lang w:val="en-US"/>
+        </w:rPr>
+      </w:pPr>
+      <w:r>
+        <w:rPr>
+          <w:lang w:val="en-US"/>
+        </w:rPr>
+        <w:t>Passive</w:t>
+      </w:r>
+      <w:r>
+        <w:rPr>
+          <w:lang w:val="en-US"/>
+        </w:rPr>
+        <w:t>: Cleansing flame</w:t>
+      </w:r>
+    </w:p>
+    <w:p>
+      <w:pPr>
+        <w:rPr>
+          <w:lang w:val="en-US"/>
+        </w:rPr>
+      </w:pPr>
+      <w:r>
+        <w:rPr>
+          <w:lang w:val="en-US"/>
+        </w:rPr>
+        <w:t>Prerequisites:</w:t>
+      </w:r>
+    </w:p>
+    <w:p>
+      <w:pPr>
+        <w:rPr>
+          <w:lang w:val="en-US"/>
+        </w:rPr>
+      </w:pPr>
+      <w:r>
+        <w:rPr>
+          <w:lang w:val="en-US"/>
+        </w:rPr>
+        <w:tab/>
+        <w:t>Get an item from the first set to level 10</w:t>
+      </w:r>
+    </w:p>
+    <w:p>
+      <w:pPr>
+        <w:rPr>
+          <w:lang w:val="en-US"/>
+        </w:rPr>
+      </w:pPr>
+      <w:r>
+        <w:rPr>
+          <w:lang w:val="en-US"/>
+        </w:rPr>
+        <w:tab/>
+        <w:t>Get inflicted with debuffs 50 times</w:t>
+      </w:r>
+    </w:p>
+    <w:p>
+      <w:pPr>
+        <w:rPr>
+          <w:lang w:val="en-US"/>
+        </w:rPr>
+      </w:pPr>
+      <w:r>
+        <w:rPr>
+          <w:lang w:val="en-US"/>
+        </w:rPr>
+        <w:t>Effect: when you get inflicted with a debuff, there is a 30% chance to immediately cleanse it.</w:t>
+      </w:r>
+    </w:p>
+    <w:p>
+      <w:pPr>
+        <w:rPr>
+          <w:lang w:val="en-US"/>
+        </w:rPr>
+      </w:pPr>
+      <w:r>
+        <w:rPr>
+          <w:lang w:val="en-US"/>
+        </w:rPr>
+        <w:t xml:space="preserve">In this example, the two weapons would be mutually exclusive and unlocked at different times. They could be used adjacent to a standard evolution system, being as powerful or more powerful </w:t>
+      </w:r>
+      <w:r>
+        <w:rPr>
+          <w:lang w:val="en-US"/>
+        </w:rPr>
+        <w:t>as evolutions, and might not take up an item slot.</w:t>
+      </w:r>
+    </w:p>
+    <w:p>
+      <w:pPr>
+        <w:rPr>
+          <w:lang w:val="en-US"/>
+        </w:rPr>
+      </w:pPr>
+      <w:r>
+        <w:rPr>
+          <w:lang w:val="en-US"/>
+        </w:rPr>
+        <w:t xml:space="preserve">This allows a nice layer of decision making above just “get more stats” without harming the rng too much. These might be granted automatically when reaching the conditions (maybe dropping dramatically on the field like a Diablo 3 legendary) or you might need to find them like in Nova Drift. </w:t>
+      </w:r>
+    </w:p>
+    <w:p>
+      <w:pPr>
+        <w:rPr>
+          <w:lang w:val="en-US"/>
+        </w:rPr>
+      </w:pPr>
+      <w:r>
+        <w:rPr>
+          <w:lang w:val="en-US"/>
+        </w:rPr>
+        <w:br w:type="page"/>
+      </w:r>
+    </w:p>
+    <w:p>
+      <w:pPr>
+        <w:rPr>
+          <w:lang w:val="en-US"/>
+        </w:rPr>
+      </w:pPr>
+      <w:r>
+        <w:rPr>
+          <w:lang w:val="en-US"/>
+        </w:rPr>
+        <w:lastRenderedPageBreak/>
+        <w:t>Idea 2:</w:t>
+      </w:r>
+    </w:p>
+    <w:p>
+      <w:pPr>
+        <w:rPr>
+          <w:lang w:val="en-US"/>
+        </w:rPr>
+      </w:pPr>
+      <w:r>
+        <w:rPr>
+          <w:lang w:val="en-US"/>
+        </w:rPr>
+        <w:t>Give more detailed requirements for evolution than just “get to max level with this passive in your inventory”. Makes you feel like you’re trying to complete quests continuously, quite cool.</w:t>
+      </w:r>
+    </w:p>
+    <w:p>
+      <w:pPr>
+        <w:rPr>
+          <w:lang w:val="en-US"/>
+        </w:rPr>
+      </w:pPr>
+    </w:p>
+    <w:p>
+      <w:pPr>
+        <w:rPr>
+          <w:lang w:val="en-US"/>
+        </w:rPr>
+      </w:pPr>
+      <w:r>
+        <w:rPr>
+          <w:lang w:val="en-US"/>
+        </w:rPr>
+        <w:t>Example:</w:t>
+      </w:r>
+    </w:p>
+    <w:p>
+      <w:pPr>
+        <w:rPr>
+          <w:lang w:val="en-US"/>
+        </w:rPr>
+      </w:pPr>
+      <w:r>
+        <w:rPr>
+          <w:lang w:val="en-US"/>
+        </w:rPr>
+        <w:t>Weapon : Fireball</w:t>
+      </w:r>
+    </w:p>
+    <w:p>
+      <w:pPr>
+        <w:rPr>
+          <w:lang w:val="en-US"/>
+        </w:rPr>
+      </w:pPr>
+      <w:r>
+        <w:rPr>
+          <w:lang w:val="en-US"/>
+        </w:rPr>
+        <w:t>Effect: High base damage, explosion on contact, weak burn dot</w:t>
+      </w:r>
+    </w:p>
+    <w:p>
+      <w:pPr>
+        <w:rPr>
+          <w:lang w:val="en-US"/>
+        </w:rPr>
+      </w:pPr>
+      <w:r>
+        <w:rPr>
+          <w:lang w:val="en-US"/>
+        </w:rPr>
+        <w:t>Criteria to evolve: Kill 500 enemies with fire damage</w:t>
+      </w:r>
+    </w:p>
+    <w:p>
+      <w:pPr>
+        <w:rPr>
+          <w:lang w:val="en-US"/>
+        </w:rPr>
+      </w:pPr>
+      <w:r>
+        <w:rPr>
+          <w:lang w:val="en-US"/>
+        </w:rPr>
+        <w:t>And/or? Get to max level.</w:t>
+      </w:r>
+    </w:p>
+    <w:p>
+      <w:pPr>
+        <w:rPr>
+          <w:lang w:val="en-US"/>
+        </w:rPr>
+      </w:pPr>
+      <w:r>
+        <w:rPr>
+          <w:lang w:val="en-US"/>
+        </w:rPr>
+        <w:t>Evolved weapon: Meteor</w:t>
+      </w:r>
+    </w:p>
+    <w:p>
+      <w:pPr>
+        <w:rPr>
+          <w:lang w:val="en-US"/>
+        </w:rPr>
+      </w:pPr>
+      <w:r>
+        <w:rPr>
+          <w:lang w:val="en-US"/>
+        </w:rPr>
+        <w:t>Effect: Randomly targets an enemy (or the largest group). Big explosion. High fire dot</w:t>
+      </w:r>
+    </w:p>
+    <w:p>
+      <w:pPr>
+        <w:rPr>
+          <w:lang w:val="en-US"/>
+        </w:rPr>
+      </w:pPr>
+    </w:p>
+    <w:p>
+      <w:pPr>
+        <w:rPr>
+          <w:lang w:val="en-US"/>
+        </w:rPr>
+      </w:pPr>
+      <w:r>
+        <w:rPr>
+          <w:lang w:val="en-US"/>
+        </w:rPr>
+        <w:t>Idea 2.5:</w:t>
+      </w:r>
+    </w:p>
+    <w:p>
+      <w:pPr>
+        <w:rPr>
+          <w:lang w:val="en-US"/>
+        </w:rPr>
+      </w:pPr>
+      <w:r>
+        <w:rPr>
+          <w:lang w:val="en-US"/>
+        </w:rPr>
+        <w:t>Give the weapon multiple unlock criteria and randomly select one when the weapon is displayed in the store? Display all unlock criteria and highlight one as the chosen one?</w:t>
+      </w:r>
+    </w:p>
+    <w:p>
+      <w:pPr>
+        <w:rPr>
+          <w:lang w:val="en-US"/>
+        </w:rPr>
+      </w:pPr>
+    </w:p>
+    <w:p>
+      <w:pPr>
+        <w:rPr>
+          <w:lang w:val="en-US"/>
+        </w:rPr>
+      </w:pPr>
+      <w:r>
+        <w:rPr>
+          <w:lang w:val="en-US"/>
+        </w:rPr>
+        <w:t>I like taking idea 1 with standard evolutions ngl.</w:t>
       </w:r>
     </w:p>
     <w:sectPr>
